--- a/CPP/linked lisst/alog.docx
+++ b/CPP/linked lisst/alog.docx
@@ -522,15 +522,7 @@
       </w:r>
       <w:proofErr w:type="spellEnd"/>
       <w:r>
-        <w:t xml:space="preserve">* </w:t>
-      </w:r>
-      <w:proofErr w:type="spellStart"/>
-      <w:r>
-        <w:t>prev</w:t>
-      </w:r>
-      <w:proofErr w:type="spellEnd"/>
-      <w:r>
-        <w:t xml:space="preserve"> = NULL;</w:t>
+        <w:t>* prev = NULL;</w:t>
       </w:r>
     </w:p>
     <w:p>
@@ -2422,6 +2414,654 @@
     <w:p>
       <w:r>
         <w:t>**Pointer Re-linking**</w:t>
+      </w:r>
+    </w:p>
+    <w:p>
+      <w:pPr>
+        <w:rPr>
+          <w:b/>
+          <w:bCs/>
+        </w:rPr>
+      </w:pPr>
+      <w:r>
+        <w:rPr>
+          <w:b/>
+          <w:bCs/>
+        </w:rPr>
+        <w:t>Question: Add Two Numbers Represented by Linked Lists</w:t>
+      </w:r>
+    </w:p>
+    <w:p/>
+    <w:p>
+      <w:r>
+        <w:t>Pattern:</w:t>
+      </w:r>
+    </w:p>
+    <w:p>
+      <w:r>
+        <w:t>**Linked List + Reverse Linked List**</w:t>
+      </w:r>
+    </w:p>
+    <w:p/>
+    <w:p>
+      <w:r>
+        <w:t>Condition:</w:t>
+      </w:r>
+    </w:p>
+    <w:p>
+      <w:r>
+        <w:t>Digits are stored in:</w:t>
+      </w:r>
+    </w:p>
+    <w:p>
+      <w:r>
+        <w:t>**Forward Order**</w:t>
+      </w:r>
+    </w:p>
+    <w:p/>
+    <w:p>
+      <w:r>
+        <w:t>Intuition:</w:t>
+      </w:r>
+    </w:p>
+    <w:p>
+      <w:r>
+        <w:lastRenderedPageBreak/>
+        <w:t>Addition starts from:</w:t>
+      </w:r>
+    </w:p>
+    <w:p>
+      <w:r>
+        <w:t>**Last Digit**</w:t>
+      </w:r>
+    </w:p>
+    <w:p/>
+    <w:p>
+      <w:r>
+        <w:t>So:</w:t>
+      </w:r>
+    </w:p>
+    <w:p>
+      <w:r>
+        <w:t>1. Reverse both linked lists</w:t>
+      </w:r>
+    </w:p>
+    <w:p>
+      <w:r>
+        <w:t>2. Add digits with carry</w:t>
+      </w:r>
+    </w:p>
+    <w:p>
+      <w:r>
+        <w:t>3. Reverse final answer list</w:t>
+      </w:r>
+    </w:p>
+    <w:p/>
+    <w:p>
+      <w:r>
+        <w:t>Algorithm:</w:t>
+      </w:r>
+    </w:p>
+    <w:p>
+      <w:r>
+        <w:t>1. Reverse l1</w:t>
+      </w:r>
+    </w:p>
+    <w:p>
+      <w:r>
+        <w:t>2. Reverse l2</w:t>
+      </w:r>
+    </w:p>
+    <w:p>
+      <w:r>
+        <w:t>3. Add nodes digit by digit</w:t>
+      </w:r>
+    </w:p>
+    <w:p>
+      <w:r>
+        <w:t>4. Maintain carry</w:t>
+      </w:r>
+    </w:p>
+    <w:p>
+      <w:r>
+        <w:t>5. Create answer list</w:t>
+      </w:r>
+    </w:p>
+    <w:p>
+      <w:r>
+        <w:t>6. Reverse final list</w:t>
+      </w:r>
+    </w:p>
+    <w:p>
+      <w:r>
+        <w:t>7. Return result</w:t>
+      </w:r>
+    </w:p>
+    <w:p/>
+    <w:p>
+      <w:r>
+        <w:t>C++ Code:</w:t>
+      </w:r>
+    </w:p>
+    <w:p/>
+    <w:p>
+      <w:r>
+        <w:t>class Solution {</w:t>
+      </w:r>
+    </w:p>
+    <w:p>
+      <w:r>
+        <w:t>public:</w:t>
+      </w:r>
+    </w:p>
+    <w:p/>
+    <w:p>
+      <w:r>
+        <w:t xml:space="preserve">    Node* </w:t>
+      </w:r>
+      <w:proofErr w:type="gramStart"/>
+      <w:r>
+        <w:t>reverse(</w:t>
+      </w:r>
+      <w:proofErr w:type="gramEnd"/>
+      <w:r>
+        <w:t>Node* head) {</w:t>
+      </w:r>
+    </w:p>
+    <w:p>
+      <w:r>
+        <w:t xml:space="preserve">        </w:t>
+      </w:r>
+    </w:p>
+    <w:p>
+      <w:r>
+        <w:t xml:space="preserve">        Node* </w:t>
+      </w:r>
+      <w:proofErr w:type="spellStart"/>
+      <w:r>
+        <w:t>prev</w:t>
+      </w:r>
+      <w:proofErr w:type="spellEnd"/>
+      <w:r>
+        <w:t xml:space="preserve"> = NULL;</w:t>
+      </w:r>
+    </w:p>
+    <w:p>
+      <w:r>
+        <w:t xml:space="preserve">        </w:t>
+      </w:r>
+    </w:p>
+    <w:p>
+      <w:r>
+        <w:t xml:space="preserve">        while(head) {</w:t>
+      </w:r>
+    </w:p>
+    <w:p>
+      <w:r>
+        <w:t xml:space="preserve">            </w:t>
+      </w:r>
+    </w:p>
+    <w:p>
+      <w:r>
+        <w:lastRenderedPageBreak/>
+        <w:t xml:space="preserve">            Node* </w:t>
+      </w:r>
+      <w:proofErr w:type="spellStart"/>
+      <w:r>
+        <w:t>nextNode</w:t>
+      </w:r>
+      <w:proofErr w:type="spellEnd"/>
+      <w:r>
+        <w:t xml:space="preserve"> = head-&gt;next;</w:t>
+      </w:r>
+    </w:p>
+    <w:p>
+      <w:r>
+        <w:t xml:space="preserve">            head-&gt;next = </w:t>
+      </w:r>
+      <w:proofErr w:type="spellStart"/>
+      <w:r>
+        <w:t>prev</w:t>
+      </w:r>
+      <w:proofErr w:type="spellEnd"/>
+      <w:r>
+        <w:t>;</w:t>
+      </w:r>
+    </w:p>
+    <w:p>
+      <w:r>
+        <w:t xml:space="preserve">            </w:t>
+      </w:r>
+      <w:proofErr w:type="spellStart"/>
+      <w:r>
+        <w:t>prev</w:t>
+      </w:r>
+      <w:proofErr w:type="spellEnd"/>
+      <w:r>
+        <w:t xml:space="preserve"> = head;</w:t>
+      </w:r>
+    </w:p>
+    <w:p>
+      <w:r>
+        <w:t xml:space="preserve">            head = </w:t>
+      </w:r>
+      <w:proofErr w:type="spellStart"/>
+      <w:r>
+        <w:t>nextNode</w:t>
+      </w:r>
+      <w:proofErr w:type="spellEnd"/>
+      <w:r>
+        <w:t>;</w:t>
+      </w:r>
+    </w:p>
+    <w:p>
+      <w:r>
+        <w:t xml:space="preserve">        }</w:t>
+      </w:r>
+    </w:p>
+    <w:p>
+      <w:r>
+        <w:t xml:space="preserve">        </w:t>
+      </w:r>
+    </w:p>
+    <w:p>
+      <w:r>
+        <w:t xml:space="preserve">        return </w:t>
+      </w:r>
+      <w:proofErr w:type="spellStart"/>
+      <w:r>
+        <w:t>prev</w:t>
+      </w:r>
+      <w:proofErr w:type="spellEnd"/>
+      <w:r>
+        <w:t>;</w:t>
+      </w:r>
+    </w:p>
+    <w:p>
+      <w:r>
+        <w:t xml:space="preserve">    }</w:t>
+      </w:r>
+    </w:p>
+    <w:p/>
+    <w:p>
+      <w:r>
+        <w:t xml:space="preserve">    Node* </w:t>
+      </w:r>
+      <w:proofErr w:type="spellStart"/>
+      <w:proofErr w:type="gramStart"/>
+      <w:r>
+        <w:t>addTwoLists</w:t>
+      </w:r>
+      <w:proofErr w:type="spellEnd"/>
+      <w:r>
+        <w:t>(</w:t>
+      </w:r>
+      <w:proofErr w:type="gramEnd"/>
+      <w:r>
+        <w:t>Node* l1, Node* l2) {</w:t>
+      </w:r>
+    </w:p>
+    <w:p>
+      <w:r>
+        <w:t xml:space="preserve">        </w:t>
+      </w:r>
+    </w:p>
+    <w:p>
+      <w:r>
+        <w:t xml:space="preserve">        l1 = reverse(l1);</w:t>
+      </w:r>
+    </w:p>
+    <w:p>
+      <w:r>
+        <w:t xml:space="preserve">        l2 = reverse(l2);</w:t>
+      </w:r>
+    </w:p>
+    <w:p>
+      <w:r>
+        <w:t xml:space="preserve">        </w:t>
+      </w:r>
+    </w:p>
+    <w:p>
+      <w:r>
+        <w:t xml:space="preserve">        int carry = 0;</w:t>
+      </w:r>
+    </w:p>
+    <w:p>
+      <w:r>
+        <w:t xml:space="preserve">        </w:t>
+      </w:r>
+    </w:p>
+    <w:p>
+      <w:r>
+        <w:t xml:space="preserve">        Node* dummy = new </w:t>
+      </w:r>
+      <w:proofErr w:type="gramStart"/>
+      <w:r>
+        <w:t>Node(</w:t>
+      </w:r>
+      <w:proofErr w:type="gramEnd"/>
+      <w:r>
+        <w:t>0);</w:t>
+      </w:r>
+    </w:p>
+    <w:p>
+      <w:r>
+        <w:t xml:space="preserve">        Node* temp = dummy;</w:t>
+      </w:r>
+    </w:p>
+    <w:p>
+      <w:r>
+        <w:t xml:space="preserve">        </w:t>
+      </w:r>
+    </w:p>
+    <w:p>
+      <w:r>
+        <w:t xml:space="preserve">        </w:t>
+      </w:r>
+      <w:proofErr w:type="gramStart"/>
+      <w:r>
+        <w:t>while(</w:t>
+      </w:r>
+      <w:proofErr w:type="gramEnd"/>
+      <w:r>
+        <w:t>l1 || l2 || carry) {</w:t>
+      </w:r>
+    </w:p>
+    <w:p>
+      <w:r>
+        <w:t xml:space="preserve">            </w:t>
+      </w:r>
+    </w:p>
+    <w:p>
+      <w:r>
+        <w:t xml:space="preserve">            int x = (l1</w:t>
+      </w:r>
+      <w:proofErr w:type="gramStart"/>
+      <w:r>
+        <w:t>) ?</w:t>
+      </w:r>
+      <w:proofErr w:type="gramEnd"/>
+      <w:r>
+        <w:t xml:space="preserve"> l1-&gt;</w:t>
+      </w:r>
+      <w:proofErr w:type="gramStart"/>
+      <w:r>
+        <w:t>data :</w:t>
+      </w:r>
+      <w:proofErr w:type="gramEnd"/>
+      <w:r>
+        <w:t xml:space="preserve"> 0;</w:t>
+      </w:r>
+    </w:p>
+    <w:p>
+      <w:r>
+        <w:t xml:space="preserve">            int y = (l2</w:t>
+      </w:r>
+      <w:proofErr w:type="gramStart"/>
+      <w:r>
+        <w:t>) ?</w:t>
+      </w:r>
+      <w:proofErr w:type="gramEnd"/>
+      <w:r>
+        <w:t xml:space="preserve"> l2-&gt;</w:t>
+      </w:r>
+      <w:proofErr w:type="gramStart"/>
+      <w:r>
+        <w:t>data :</w:t>
+      </w:r>
+      <w:proofErr w:type="gramEnd"/>
+      <w:r>
+        <w:t xml:space="preserve"> 0;</w:t>
+      </w:r>
+    </w:p>
+    <w:p>
+      <w:r>
+        <w:t xml:space="preserve">            </w:t>
+      </w:r>
+    </w:p>
+    <w:p>
+      <w:r>
+        <w:t xml:space="preserve">            int sum = x + y + carry;</w:t>
+      </w:r>
+    </w:p>
+    <w:p>
+      <w:r>
+        <w:t xml:space="preserve">            </w:t>
+      </w:r>
+    </w:p>
+    <w:p>
+      <w:r>
+        <w:t xml:space="preserve">            carry = sum / 10;</w:t>
+      </w:r>
+    </w:p>
+    <w:p>
+      <w:r>
+        <w:t xml:space="preserve">            </w:t>
+      </w:r>
+    </w:p>
+    <w:p>
+      <w:r>
+        <w:lastRenderedPageBreak/>
+        <w:t xml:space="preserve">            temp-&gt;next = new </w:t>
+      </w:r>
+      <w:proofErr w:type="gramStart"/>
+      <w:r>
+        <w:t>Node(</w:t>
+      </w:r>
+      <w:proofErr w:type="gramEnd"/>
+      <w:r>
+        <w:t>sum % 10);</w:t>
+      </w:r>
+    </w:p>
+    <w:p>
+      <w:r>
+        <w:t xml:space="preserve">            temp = temp-&gt;next;</w:t>
+      </w:r>
+    </w:p>
+    <w:p>
+      <w:r>
+        <w:t xml:space="preserve">            </w:t>
+      </w:r>
+    </w:p>
+    <w:p>
+      <w:r>
+        <w:t xml:space="preserve">            if(l1) l1 = l1-&gt;next;</w:t>
+      </w:r>
+    </w:p>
+    <w:p>
+      <w:r>
+        <w:t xml:space="preserve">            if(l2) l2 = l2-&gt;next;</w:t>
+      </w:r>
+    </w:p>
+    <w:p>
+      <w:r>
+        <w:t xml:space="preserve">        }</w:t>
+      </w:r>
+    </w:p>
+    <w:p>
+      <w:r>
+        <w:t xml:space="preserve">        </w:t>
+      </w:r>
+    </w:p>
+    <w:p>
+      <w:r>
+        <w:t xml:space="preserve">        Node* </w:t>
+      </w:r>
+      <w:proofErr w:type="spellStart"/>
+      <w:r>
+        <w:t>ans</w:t>
+      </w:r>
+      <w:proofErr w:type="spellEnd"/>
+      <w:r>
+        <w:t xml:space="preserve"> = reverse(dummy-&gt;next);</w:t>
+      </w:r>
+    </w:p>
+    <w:p>
+      <w:r>
+        <w:t xml:space="preserve">        </w:t>
+      </w:r>
+    </w:p>
+    <w:p>
+      <w:r>
+        <w:t xml:space="preserve">        return </w:t>
+      </w:r>
+      <w:proofErr w:type="spellStart"/>
+      <w:r>
+        <w:t>ans</w:t>
+      </w:r>
+      <w:proofErr w:type="spellEnd"/>
+      <w:r>
+        <w:t>;</w:t>
+      </w:r>
+    </w:p>
+    <w:p>
+      <w:r>
+        <w:t xml:space="preserve">    }</w:t>
+      </w:r>
+    </w:p>
+    <w:p>
+      <w:r>
+        <w:t>};</w:t>
+      </w:r>
+    </w:p>
+    <w:p/>
+    <w:p>
+      <w:r>
+        <w:t>Time Complexity:</w:t>
+      </w:r>
+    </w:p>
+    <w:p>
+      <w:r>
+        <w:t>**</w:t>
+      </w:r>
+      <w:proofErr w:type="gramStart"/>
+      <w:r>
+        <w:t>O(</w:t>
+      </w:r>
+      <w:proofErr w:type="gramEnd"/>
+      <w:r>
+        <w:t xml:space="preserve">n + </w:t>
+      </w:r>
+      <w:proofErr w:type="gramStart"/>
+      <w:r>
+        <w:t>m)*</w:t>
+      </w:r>
+      <w:proofErr w:type="gramEnd"/>
+      <w:r>
+        <w:t>*</w:t>
+      </w:r>
+    </w:p>
+    <w:p/>
+    <w:p>
+      <w:r>
+        <w:t>Space Complexity:</w:t>
+      </w:r>
+    </w:p>
+    <w:p>
+      <w:r>
+        <w:t>**</w:t>
+      </w:r>
+      <w:proofErr w:type="gramStart"/>
+      <w:r>
+        <w:t>O(max(</w:t>
+      </w:r>
+      <w:proofErr w:type="gramEnd"/>
+      <w:r>
+        <w:t>n, m</w:t>
+      </w:r>
+      <w:proofErr w:type="gramStart"/>
+      <w:r>
+        <w:t>))*</w:t>
+      </w:r>
+      <w:proofErr w:type="gramEnd"/>
+      <w:r>
+        <w:t>*</w:t>
+      </w:r>
+    </w:p>
+    <w:p/>
+    <w:p>
+      <w:r>
+        <w:t>Example:</w:t>
+      </w:r>
+    </w:p>
+    <w:p>
+      <w:r>
+        <w:t>l1:</w:t>
+      </w:r>
+    </w:p>
+    <w:p>
+      <w:r>
+        <w:t>7 -&gt; 2 -&gt; 4 -&gt; 3</w:t>
+      </w:r>
+    </w:p>
+    <w:p/>
+    <w:p>
+      <w:r>
+        <w:t>l2:</w:t>
+      </w:r>
+    </w:p>
+    <w:p>
+      <w:r>
+        <w:t>5 -&gt; 6 -&gt; 4</w:t>
+      </w:r>
+    </w:p>
+    <w:p/>
+    <w:p>
+      <w:r>
+        <w:t>Numbers:</w:t>
+      </w:r>
+    </w:p>
+    <w:p>
+      <w:r>
+        <w:t>7243 + 564</w:t>
+      </w:r>
+    </w:p>
+    <w:p/>
+    <w:p>
+      <w:r>
+        <w:t>Answer:</w:t>
+      </w:r>
+    </w:p>
+    <w:p>
+      <w:r>
+        <w:t>7 -&gt; 8 -&gt; 0 -&gt; 7</w:t>
+      </w:r>
+    </w:p>
+    <w:p/>
+    <w:p>
+      <w:r>
+        <w:t>Because:</w:t>
+      </w:r>
+    </w:p>
+    <w:p>
+      <w:r>
+        <w:t>7243 + 564 = 7807</w:t>
+      </w:r>
+    </w:p>
+    <w:p/>
+    <w:p>
+      <w:r>
+        <w:t>Important Concepts:</w:t>
+      </w:r>
+    </w:p>
+    <w:p>
+      <w:r>
+        <w:t>**Reverse Linked List**</w:t>
+      </w:r>
+    </w:p>
+    <w:p>
+      <w:r>
+        <w:t>**Carry Handling**</w:t>
+      </w:r>
+    </w:p>
+    <w:p>
+      <w:r>
+        <w:t>**Digit-wise Addition**</w:t>
+      </w:r>
+    </w:p>
+    <w:p>
+      <w:r>
+        <w:t>**Dummy Node**</w:t>
       </w:r>
     </w:p>
     <w:p/>

--- a/CPP/linked lisst/alog.docx
+++ b/CPP/linked lisst/alog.docx
@@ -3062,6 +3062,921 @@
     <w:p>
       <w:r>
         <w:t>**Dummy Node**</w:t>
+      </w:r>
+    </w:p>
+    <w:p>
+      <w:pPr>
+        <w:rPr>
+          <w:b/>
+          <w:bCs/>
+        </w:rPr>
+      </w:pPr>
+      <w:r>
+        <w:rPr>
+          <w:b/>
+          <w:bCs/>
+        </w:rPr>
+        <w:t>Question: Merge Sort in Linked List</w:t>
+      </w:r>
+    </w:p>
+    <w:p/>
+    <w:p>
+      <w:r>
+        <w:t>Pattern:</w:t>
+      </w:r>
+    </w:p>
+    <w:p>
+      <w:r>
+        <w:t>**Linked List + Divide and Conquer**</w:t>
+      </w:r>
+    </w:p>
+    <w:p/>
+    <w:p>
+      <w:r>
+        <w:t>Intuition:</w:t>
+      </w:r>
+    </w:p>
+    <w:p>
+      <w:r>
+        <w:t>Same as merge sort in array.</w:t>
+      </w:r>
+    </w:p>
+    <w:p/>
+    <w:p>
+      <w:r>
+        <w:t>Steps:</w:t>
+      </w:r>
+    </w:p>
+    <w:p>
+      <w:r>
+        <w:t>1. Find middle node</w:t>
+      </w:r>
+    </w:p>
+    <w:p>
+      <w:r>
+        <w:t>2. Divide linked list into 2 halves</w:t>
+      </w:r>
+    </w:p>
+    <w:p>
+      <w:r>
+        <w:t>3. Recursively sort both halves</w:t>
+      </w:r>
+    </w:p>
+    <w:p>
+      <w:r>
+        <w:t>4. Merge sorted lists</w:t>
+      </w:r>
+    </w:p>
+    <w:p/>
+    <w:p>
+      <w:r>
+        <w:t>--------------------------------------------------</w:t>
+      </w:r>
+    </w:p>
+    <w:p/>
+    <w:p>
+      <w:r>
+        <w:lastRenderedPageBreak/>
+        <w:t>Algorithm:</w:t>
+      </w:r>
+    </w:p>
+    <w:p>
+      <w:r>
+        <w:t>1. If list has:</w:t>
+      </w:r>
+    </w:p>
+    <w:p>
+      <w:r>
+        <w:t xml:space="preserve">   - 0 node</w:t>
+      </w:r>
+    </w:p>
+    <w:p>
+      <w:r>
+        <w:t xml:space="preserve">   - 1 node</w:t>
+      </w:r>
+    </w:p>
+    <w:p>
+      <w:r>
+        <w:t xml:space="preserve">   return head</w:t>
+      </w:r>
+    </w:p>
+    <w:p/>
+    <w:p>
+      <w:r>
+        <w:t>2. Find middle using:</w:t>
+      </w:r>
+    </w:p>
+    <w:p>
+      <w:r>
+        <w:t xml:space="preserve">   slow &amp; fast pointer</w:t>
+      </w:r>
+    </w:p>
+    <w:p/>
+    <w:p>
+      <w:r>
+        <w:t>3. Split list into:</w:t>
+      </w:r>
+    </w:p>
+    <w:p>
+      <w:r>
+        <w:t xml:space="preserve">   left half</w:t>
+      </w:r>
+    </w:p>
+    <w:p>
+      <w:r>
+        <w:t xml:space="preserve">   right half</w:t>
+      </w:r>
+    </w:p>
+    <w:p/>
+    <w:p>
+      <w:r>
+        <w:t>4. Recursively sort:</w:t>
+      </w:r>
+    </w:p>
+    <w:p>
+      <w:r>
+        <w:t xml:space="preserve">   left</w:t>
+      </w:r>
+    </w:p>
+    <w:p>
+      <w:r>
+        <w:t xml:space="preserve">   right</w:t>
+      </w:r>
+    </w:p>
+    <w:p/>
+    <w:p>
+      <w:r>
+        <w:t>5. Merge sorted halves</w:t>
+      </w:r>
+    </w:p>
+    <w:p/>
+    <w:p>
+      <w:r>
+        <w:t>--------------------------------------------------</w:t>
+      </w:r>
+    </w:p>
+    <w:p/>
+    <w:p>
+      <w:r>
+        <w:t>C++ Code:</w:t>
+      </w:r>
+    </w:p>
+    <w:p/>
+    <w:p>
+      <w:r>
+        <w:t>class Solution {</w:t>
+      </w:r>
+    </w:p>
+    <w:p>
+      <w:r>
+        <w:t>public:</w:t>
+      </w:r>
+    </w:p>
+    <w:p/>
+    <w:p>
+      <w:r>
+        <w:t xml:space="preserve">    </w:t>
+      </w:r>
+      <w:proofErr w:type="spellStart"/>
+      <w:r>
+        <w:t>ListNode</w:t>
+      </w:r>
+      <w:proofErr w:type="spellEnd"/>
+      <w:r>
+        <w:t xml:space="preserve">* </w:t>
+      </w:r>
+      <w:proofErr w:type="spellStart"/>
+      <w:proofErr w:type="gramStart"/>
+      <w:r>
+        <w:t>findMid</w:t>
+      </w:r>
+      <w:proofErr w:type="spellEnd"/>
+      <w:r>
+        <w:t>(</w:t>
+      </w:r>
+      <w:proofErr w:type="spellStart"/>
+      <w:proofErr w:type="gramEnd"/>
+      <w:r>
+        <w:t>ListNode</w:t>
+      </w:r>
+      <w:proofErr w:type="spellEnd"/>
+      <w:r>
+        <w:t>* head) {</w:t>
+      </w:r>
+    </w:p>
+    <w:p>
+      <w:r>
+        <w:t xml:space="preserve">        </w:t>
+      </w:r>
+    </w:p>
+    <w:p>
+      <w:r>
+        <w:lastRenderedPageBreak/>
+        <w:t xml:space="preserve">        </w:t>
+      </w:r>
+      <w:proofErr w:type="spellStart"/>
+      <w:r>
+        <w:t>ListNode</w:t>
+      </w:r>
+      <w:proofErr w:type="spellEnd"/>
+      <w:r>
+        <w:t>* slow = head;</w:t>
+      </w:r>
+    </w:p>
+    <w:p>
+      <w:r>
+        <w:t xml:space="preserve">        </w:t>
+      </w:r>
+      <w:proofErr w:type="spellStart"/>
+      <w:r>
+        <w:t>ListNode</w:t>
+      </w:r>
+      <w:proofErr w:type="spellEnd"/>
+      <w:r>
+        <w:t>* fast = head-&gt;next;</w:t>
+      </w:r>
+    </w:p>
+    <w:p>
+      <w:r>
+        <w:t xml:space="preserve">        </w:t>
+      </w:r>
+    </w:p>
+    <w:p>
+      <w:r>
+        <w:t xml:space="preserve">        </w:t>
+      </w:r>
+      <w:proofErr w:type="gramStart"/>
+      <w:r>
+        <w:t>while(</w:t>
+      </w:r>
+      <w:proofErr w:type="gramEnd"/>
+      <w:r>
+        <w:t>fast &amp;&amp; fast-&gt;next) {</w:t>
+      </w:r>
+    </w:p>
+    <w:p>
+      <w:r>
+        <w:t xml:space="preserve">            </w:t>
+      </w:r>
+    </w:p>
+    <w:p>
+      <w:r>
+        <w:t xml:space="preserve">            slow = slow-&gt;next;</w:t>
+      </w:r>
+    </w:p>
+    <w:p>
+      <w:r>
+        <w:t xml:space="preserve">            fast = fast-&gt;next-&gt;next;</w:t>
+      </w:r>
+    </w:p>
+    <w:p>
+      <w:r>
+        <w:t xml:space="preserve">        }</w:t>
+      </w:r>
+    </w:p>
+    <w:p>
+      <w:r>
+        <w:t xml:space="preserve">        </w:t>
+      </w:r>
+    </w:p>
+    <w:p>
+      <w:r>
+        <w:t xml:space="preserve">        return slow;</w:t>
+      </w:r>
+    </w:p>
+    <w:p>
+      <w:r>
+        <w:t xml:space="preserve">    }</w:t>
+      </w:r>
+    </w:p>
+    <w:p/>
+    <w:p>
+      <w:r>
+        <w:t xml:space="preserve">    </w:t>
+      </w:r>
+      <w:proofErr w:type="spellStart"/>
+      <w:r>
+        <w:t>ListNode</w:t>
+      </w:r>
+      <w:proofErr w:type="spellEnd"/>
+      <w:r>
+        <w:t xml:space="preserve">* </w:t>
+      </w:r>
+      <w:proofErr w:type="gramStart"/>
+      <w:r>
+        <w:t>merge(</w:t>
+      </w:r>
+      <w:proofErr w:type="spellStart"/>
+      <w:proofErr w:type="gramEnd"/>
+      <w:r>
+        <w:t>ListNode</w:t>
+      </w:r>
+      <w:proofErr w:type="spellEnd"/>
+      <w:r>
+        <w:t xml:space="preserve">* left, </w:t>
+      </w:r>
+      <w:proofErr w:type="spellStart"/>
+      <w:r>
+        <w:t>ListNode</w:t>
+      </w:r>
+      <w:proofErr w:type="spellEnd"/>
+      <w:r>
+        <w:t>* right) {</w:t>
+      </w:r>
+    </w:p>
+    <w:p>
+      <w:r>
+        <w:t xml:space="preserve">        </w:t>
+      </w:r>
+    </w:p>
+    <w:p>
+      <w:r>
+        <w:t xml:space="preserve">        </w:t>
+      </w:r>
+      <w:proofErr w:type="spellStart"/>
+      <w:r>
+        <w:t>ListNode</w:t>
+      </w:r>
+      <w:proofErr w:type="spellEnd"/>
+      <w:r>
+        <w:t xml:space="preserve"> </w:t>
+      </w:r>
+      <w:proofErr w:type="gramStart"/>
+      <w:r>
+        <w:t>dummy(</w:t>
+      </w:r>
+      <w:proofErr w:type="gramEnd"/>
+      <w:r>
+        <w:t>0);</w:t>
+      </w:r>
+    </w:p>
+    <w:p>
+      <w:r>
+        <w:t xml:space="preserve">        </w:t>
+      </w:r>
+      <w:proofErr w:type="spellStart"/>
+      <w:r>
+        <w:t>ListNode</w:t>
+      </w:r>
+      <w:proofErr w:type="spellEnd"/>
+      <w:r>
+        <w:t>* temp = &amp;dummy;</w:t>
+      </w:r>
+    </w:p>
+    <w:p>
+      <w:r>
+        <w:t xml:space="preserve">        </w:t>
+      </w:r>
+    </w:p>
+    <w:p>
+      <w:r>
+        <w:t xml:space="preserve">        </w:t>
+      </w:r>
+      <w:proofErr w:type="gramStart"/>
+      <w:r>
+        <w:t>while(</w:t>
+      </w:r>
+      <w:proofErr w:type="gramEnd"/>
+      <w:r>
+        <w:t>left &amp;&amp; right) {</w:t>
+      </w:r>
+    </w:p>
+    <w:p>
+      <w:r>
+        <w:t xml:space="preserve">            </w:t>
+      </w:r>
+    </w:p>
+    <w:p>
+      <w:r>
+        <w:t xml:space="preserve">            if(left-&gt;</w:t>
+      </w:r>
+      <w:proofErr w:type="spellStart"/>
+      <w:r>
+        <w:t>val</w:t>
+      </w:r>
+      <w:proofErr w:type="spellEnd"/>
+      <w:r>
+        <w:t xml:space="preserve"> &lt; right-&gt;</w:t>
+      </w:r>
+      <w:proofErr w:type="spellStart"/>
+      <w:r>
+        <w:t>val</w:t>
+      </w:r>
+      <w:proofErr w:type="spellEnd"/>
+      <w:r>
+        <w:t>) {</w:t>
+      </w:r>
+    </w:p>
+    <w:p>
+      <w:r>
+        <w:t xml:space="preserve">                temp-&gt;next = left;</w:t>
+      </w:r>
+    </w:p>
+    <w:p>
+      <w:r>
+        <w:t xml:space="preserve">                left = left-&gt;next;</w:t>
+      </w:r>
+    </w:p>
+    <w:p>
+      <w:r>
+        <w:t xml:space="preserve">            }</w:t>
+      </w:r>
+    </w:p>
+    <w:p>
+      <w:r>
+        <w:t xml:space="preserve">            </w:t>
+      </w:r>
+    </w:p>
+    <w:p>
+      <w:r>
+        <w:t xml:space="preserve">            else {</w:t>
+      </w:r>
+    </w:p>
+    <w:p>
+      <w:r>
+        <w:t xml:space="preserve">                temp-&gt;next = right;</w:t>
+      </w:r>
+    </w:p>
+    <w:p>
+      <w:r>
+        <w:t xml:space="preserve">                right = right-&gt;next;</w:t>
+      </w:r>
+    </w:p>
+    <w:p>
+      <w:r>
+        <w:t xml:space="preserve">            }</w:t>
+      </w:r>
+    </w:p>
+    <w:p>
+      <w:r>
+        <w:lastRenderedPageBreak/>
+        <w:t xml:space="preserve">            </w:t>
+      </w:r>
+    </w:p>
+    <w:p>
+      <w:r>
+        <w:t xml:space="preserve">            temp = temp-&gt;next;</w:t>
+      </w:r>
+    </w:p>
+    <w:p>
+      <w:r>
+        <w:t xml:space="preserve">        }</w:t>
+      </w:r>
+    </w:p>
+    <w:p>
+      <w:r>
+        <w:t xml:space="preserve">        </w:t>
+      </w:r>
+    </w:p>
+    <w:p>
+      <w:r>
+        <w:t xml:space="preserve">        if(left) {</w:t>
+      </w:r>
+    </w:p>
+    <w:p>
+      <w:r>
+        <w:t xml:space="preserve">            temp-&gt;next = left;</w:t>
+      </w:r>
+    </w:p>
+    <w:p>
+      <w:r>
+        <w:t xml:space="preserve">        }</w:t>
+      </w:r>
+    </w:p>
+    <w:p>
+      <w:r>
+        <w:t xml:space="preserve">        </w:t>
+      </w:r>
+    </w:p>
+    <w:p>
+      <w:r>
+        <w:t xml:space="preserve">        if(right) {</w:t>
+      </w:r>
+    </w:p>
+    <w:p>
+      <w:r>
+        <w:t xml:space="preserve">            temp-&gt;next = right;</w:t>
+      </w:r>
+    </w:p>
+    <w:p>
+      <w:r>
+        <w:t xml:space="preserve">        }</w:t>
+      </w:r>
+    </w:p>
+    <w:p>
+      <w:r>
+        <w:t xml:space="preserve">        </w:t>
+      </w:r>
+    </w:p>
+    <w:p>
+      <w:r>
+        <w:t xml:space="preserve">        return </w:t>
+      </w:r>
+      <w:proofErr w:type="spellStart"/>
+      <w:proofErr w:type="gramStart"/>
+      <w:r>
+        <w:t>dummy.next</w:t>
+      </w:r>
+      <w:proofErr w:type="spellEnd"/>
+      <w:proofErr w:type="gramEnd"/>
+      <w:r>
+        <w:t>;</w:t>
+      </w:r>
+    </w:p>
+    <w:p>
+      <w:r>
+        <w:t xml:space="preserve">    }</w:t>
+      </w:r>
+    </w:p>
+    <w:p/>
+    <w:p>
+      <w:r>
+        <w:t xml:space="preserve">    </w:t>
+      </w:r>
+      <w:proofErr w:type="spellStart"/>
+      <w:r>
+        <w:t>ListNode</w:t>
+      </w:r>
+      <w:proofErr w:type="spellEnd"/>
+      <w:r>
+        <w:t xml:space="preserve">* </w:t>
+      </w:r>
+      <w:proofErr w:type="spellStart"/>
+      <w:proofErr w:type="gramStart"/>
+      <w:r>
+        <w:t>sortList</w:t>
+      </w:r>
+      <w:proofErr w:type="spellEnd"/>
+      <w:r>
+        <w:t>(</w:t>
+      </w:r>
+      <w:proofErr w:type="spellStart"/>
+      <w:proofErr w:type="gramEnd"/>
+      <w:r>
+        <w:t>ListNode</w:t>
+      </w:r>
+      <w:proofErr w:type="spellEnd"/>
+      <w:r>
+        <w:t>* head) {</w:t>
+      </w:r>
+    </w:p>
+    <w:p>
+      <w:r>
+        <w:t xml:space="preserve">        </w:t>
+      </w:r>
+    </w:p>
+    <w:p>
+      <w:r>
+        <w:t xml:space="preserve">        </w:t>
+      </w:r>
+      <w:proofErr w:type="gramStart"/>
+      <w:r>
+        <w:t>if(</w:t>
+      </w:r>
+      <w:proofErr w:type="gramEnd"/>
+      <w:r>
+        <w:t>!head |</w:t>
+      </w:r>
+      <w:proofErr w:type="gramStart"/>
+      <w:r>
+        <w:t>| !head</w:t>
+      </w:r>
+      <w:proofErr w:type="gramEnd"/>
+      <w:r>
+        <w:t>-&gt;next) {</w:t>
+      </w:r>
+    </w:p>
+    <w:p>
+      <w:r>
+        <w:t xml:space="preserve">            return head;</w:t>
+      </w:r>
+    </w:p>
+    <w:p>
+      <w:r>
+        <w:t xml:space="preserve">        }</w:t>
+      </w:r>
+    </w:p>
+    <w:p>
+      <w:r>
+        <w:t xml:space="preserve">        </w:t>
+      </w:r>
+    </w:p>
+    <w:p>
+      <w:r>
+        <w:t xml:space="preserve">        // Find middle</w:t>
+      </w:r>
+    </w:p>
+    <w:p>
+      <w:r>
+        <w:t xml:space="preserve">        </w:t>
+      </w:r>
+      <w:proofErr w:type="spellStart"/>
+      <w:r>
+        <w:t>ListNode</w:t>
+      </w:r>
+      <w:proofErr w:type="spellEnd"/>
+      <w:r>
+        <w:t xml:space="preserve">* mid = </w:t>
+      </w:r>
+      <w:proofErr w:type="spellStart"/>
+      <w:r>
+        <w:t>findMid</w:t>
+      </w:r>
+      <w:proofErr w:type="spellEnd"/>
+      <w:r>
+        <w:t>(head);</w:t>
+      </w:r>
+    </w:p>
+    <w:p>
+      <w:r>
+        <w:t xml:space="preserve">        </w:t>
+      </w:r>
+    </w:p>
+    <w:p>
+      <w:r>
+        <w:t xml:space="preserve">        </w:t>
+      </w:r>
+      <w:proofErr w:type="spellStart"/>
+      <w:r>
+        <w:t>ListNode</w:t>
+      </w:r>
+      <w:proofErr w:type="spellEnd"/>
+      <w:r>
+        <w:t>* right = mid-&gt;next;</w:t>
+      </w:r>
+    </w:p>
+    <w:p>
+      <w:r>
+        <w:t xml:space="preserve">        mid-&gt;next = NULL;</w:t>
+      </w:r>
+    </w:p>
+    <w:p>
+      <w:r>
+        <w:t xml:space="preserve">        </w:t>
+      </w:r>
+    </w:p>
+    <w:p>
+      <w:r>
+        <w:t xml:space="preserve">        </w:t>
+      </w:r>
+      <w:proofErr w:type="spellStart"/>
+      <w:r>
+        <w:t>ListNode</w:t>
+      </w:r>
+      <w:proofErr w:type="spellEnd"/>
+      <w:r>
+        <w:t>* left = head;</w:t>
+      </w:r>
+    </w:p>
+    <w:p>
+      <w:r>
+        <w:lastRenderedPageBreak/>
+        <w:t xml:space="preserve">        </w:t>
+      </w:r>
+    </w:p>
+    <w:p>
+      <w:r>
+        <w:t xml:space="preserve">        // Recursive sorting</w:t>
+      </w:r>
+    </w:p>
+    <w:p>
+      <w:r>
+        <w:t xml:space="preserve">        left = </w:t>
+      </w:r>
+      <w:proofErr w:type="spellStart"/>
+      <w:r>
+        <w:t>sortList</w:t>
+      </w:r>
+      <w:proofErr w:type="spellEnd"/>
+      <w:r>
+        <w:t>(left);</w:t>
+      </w:r>
+    </w:p>
+    <w:p>
+      <w:r>
+        <w:t xml:space="preserve">        right = </w:t>
+      </w:r>
+      <w:proofErr w:type="spellStart"/>
+      <w:r>
+        <w:t>sortList</w:t>
+      </w:r>
+      <w:proofErr w:type="spellEnd"/>
+      <w:r>
+        <w:t>(right);</w:t>
+      </w:r>
+    </w:p>
+    <w:p>
+      <w:r>
+        <w:t xml:space="preserve">        </w:t>
+      </w:r>
+    </w:p>
+    <w:p>
+      <w:r>
+        <w:t xml:space="preserve">        // Merge both halves</w:t>
+      </w:r>
+    </w:p>
+    <w:p>
+      <w:r>
+        <w:t xml:space="preserve">        return </w:t>
+      </w:r>
+      <w:proofErr w:type="gramStart"/>
+      <w:r>
+        <w:t>merge(</w:t>
+      </w:r>
+      <w:proofErr w:type="gramEnd"/>
+      <w:r>
+        <w:t>left, right);</w:t>
+      </w:r>
+    </w:p>
+    <w:p>
+      <w:r>
+        <w:t xml:space="preserve">    }</w:t>
+      </w:r>
+    </w:p>
+    <w:p>
+      <w:r>
+        <w:t>};</w:t>
+      </w:r>
+    </w:p>
+    <w:p/>
+    <w:p>
+      <w:r>
+        <w:t>--------------------------------------------------</w:t>
+      </w:r>
+    </w:p>
+    <w:p/>
+    <w:p>
+      <w:r>
+        <w:t>Time Complexity:</w:t>
+      </w:r>
+    </w:p>
+    <w:p>
+      <w:r>
+        <w:t>**</w:t>
+      </w:r>
+      <w:proofErr w:type="gramStart"/>
+      <w:r>
+        <w:t>O(</w:t>
+      </w:r>
+      <w:proofErr w:type="gramEnd"/>
+      <w:r>
+        <w:t xml:space="preserve">n log </w:t>
+      </w:r>
+      <w:proofErr w:type="gramStart"/>
+      <w:r>
+        <w:t>n)*</w:t>
+      </w:r>
+      <w:proofErr w:type="gramEnd"/>
+      <w:r>
+        <w:t>*</w:t>
+      </w:r>
+    </w:p>
+    <w:p/>
+    <w:p>
+      <w:r>
+        <w:t>Space Complexity:</w:t>
+      </w:r>
+    </w:p>
+    <w:p>
+      <w:r>
+        <w:t>**</w:t>
+      </w:r>
+      <w:proofErr w:type="gramStart"/>
+      <w:r>
+        <w:t>O(</w:t>
+      </w:r>
+      <w:proofErr w:type="gramEnd"/>
+      <w:r>
+        <w:t xml:space="preserve">log </w:t>
+      </w:r>
+      <w:proofErr w:type="gramStart"/>
+      <w:r>
+        <w:t>n)*</w:t>
+      </w:r>
+      <w:proofErr w:type="gramEnd"/>
+      <w:r>
+        <w:t>*</w:t>
+      </w:r>
+    </w:p>
+    <w:p/>
+    <w:p>
+      <w:r>
+        <w:t>(due to recursion stack)</w:t>
+      </w:r>
+    </w:p>
+    <w:p/>
+    <w:p>
+      <w:r>
+        <w:t>--------------------------------------------------</w:t>
+      </w:r>
+    </w:p>
+    <w:p/>
+    <w:p>
+      <w:r>
+        <w:t>Example:</w:t>
+      </w:r>
+    </w:p>
+    <w:p/>
+    <w:p>
+      <w:r>
+        <w:t>Input:</w:t>
+      </w:r>
+    </w:p>
+    <w:p>
+      <w:r>
+        <w:t>4 -&gt; 2 -&gt; 1 -&gt; 3</w:t>
+      </w:r>
+    </w:p>
+    <w:p/>
+    <w:p>
+      <w:r>
+        <w:t>Split:</w:t>
+      </w:r>
+    </w:p>
+    <w:p>
+      <w:r>
+        <w:lastRenderedPageBreak/>
+        <w:t>4 -&gt; 2</w:t>
+      </w:r>
+    </w:p>
+    <w:p>
+      <w:r>
+        <w:t>1 -&gt; 3</w:t>
+      </w:r>
+    </w:p>
+    <w:p/>
+    <w:p>
+      <w:r>
+        <w:t>Again Split:</w:t>
+      </w:r>
+    </w:p>
+    <w:p>
+      <w:r>
+        <w:t>4 | 2</w:t>
+      </w:r>
+    </w:p>
+    <w:p>
+      <w:r>
+        <w:t>1 | 3</w:t>
+      </w:r>
+    </w:p>
+    <w:p/>
+    <w:p>
+      <w:r>
+        <w:t>Sort:</w:t>
+      </w:r>
+    </w:p>
+    <w:p>
+      <w:r>
+        <w:t>2 -&gt; 4</w:t>
+      </w:r>
+    </w:p>
+    <w:p>
+      <w:r>
+        <w:t>1 -&gt; 3</w:t>
+      </w:r>
+    </w:p>
+    <w:p/>
+    <w:p>
+      <w:r>
+        <w:t>Merge:</w:t>
+      </w:r>
+    </w:p>
+    <w:p>
+      <w:r>
+        <w:t>1 -&gt; 2 -&gt; 3 -&gt; 4</w:t>
+      </w:r>
+    </w:p>
+    <w:p/>
+    <w:p>
+      <w:r>
+        <w:t>--------------------------------------------------</w:t>
+      </w:r>
+    </w:p>
+    <w:p/>
+    <w:p>
+      <w:r>
+        <w:t>Important Concepts:</w:t>
+      </w:r>
+    </w:p>
+    <w:p>
+      <w:r>
+        <w:t>**Merge Sort**</w:t>
+      </w:r>
+    </w:p>
+    <w:p>
+      <w:r>
+        <w:t>**Slow &amp; Fast Pointer**</w:t>
+      </w:r>
+    </w:p>
+    <w:p>
+      <w:r>
+        <w:t>**Recursion**</w:t>
+      </w:r>
+    </w:p>
+    <w:p>
+      <w:r>
+        <w:t>**Merge Two Sorted Lists**</w:t>
       </w:r>
     </w:p>
     <w:p/>
